--- a/examples/graphics/doc/31-time-series-basic.docx
+++ b/examples/graphics/doc/31-time-series-basic.docx
@@ -576,7 +576,7 @@
               <a:graphicData uri="http://schemas.openxmlformats.org/drawingml/2006/picture">
                 <pic:pic>
                   <pic:nvPicPr>
-                    <pic:cNvPr descr="/home/gpca/daltoolbox/examples/graphics/doc/14-time-series-basic_files/56d1686a44dd8f96f3006f9f15d793d85ed9da8f.png" id="11" name="Picture"/>
+                    <pic:cNvPr descr="/home/gpca/daltoolbox/examples/graphics/doc/31-time-series-basic_files/56d1686a44dd8f96f3006f9f15d793d85ed9da8f.png" id="11" name="Picture"/>
                     <pic:cNvPicPr>
                       <a:picLocks noChangeArrowheads="1" noChangeAspect="1"/>
                     </pic:cNvPicPr>
